--- a/CS1105_Digital_Electronics_Architecture/Unit6_Computer_Architecture/Discussion/Unit6_Discussion_Post.docx
+++ b/CS1105_Digital_Electronics_Architecture/Unit6_Computer_Architecture/Discussion/Unit6_Discussion_Post.docx
@@ -255,7 +255,7 @@
           <w:i w:val="0"/>
           <w:sz w:val="24"/>
         </w:rPr>
-        <w:t xml:space="preserve"> Cost includes the chip, the licence, and the long-term running cost. x86 is controlled by two companies, ARM designs are licensed, and RISC-V is an open standard that anyone can implement without royalties.</w:t>
+        <w:t xml:space="preserve"> Cost includes the chip, the licence, and the long-term running cost. x86 is controlled by two companies, ARM designs are licensed, and RISC-V is an open, royalty-free standard that anyone can implement (RISC-V International, n.d.).</w:t>
       </w:r>
     </w:p>
     <w:p>
@@ -749,7 +749,7 @@
           <w:i w:val="0"/>
           <w:sz w:val="24"/>
         </w:rPr>
-        <w:t xml:space="preserve"> will keep growing, because companies can design custom processors without paying licence fees.</w:t>
+        <w:t xml:space="preserve"> will keep growing, because companies can build custom processors on a shared standard without paying licence fees (RISC-V International, n.d.).</w:t>
       </w:r>
     </w:p>
     <w:p>
@@ -829,7 +829,7 @@
           <w:i w:val="0"/>
           <w:sz w:val="24"/>
         </w:rPr>
-        <w:t>Word count: 732</w:t>
+        <w:t>Word count: 741</w:t>
       </w:r>
     </w:p>
     <w:p>
@@ -1040,6 +1040,50 @@
           <w:i w:val="0"/>
           <w:sz w:val="24"/>
         </w:rPr>
+        <w:t xml:space="preserve">RISC-V International. (n.d.). </w:t>
+      </w:r>
+      <w:r>
+        <w:rPr>
+          <w:rFonts w:ascii="Times New Roman" w:hAnsi="Times New Roman"/>
+          <w:b w:val="0"/>
+          <w:i/>
+          <w:sz w:val="24"/>
+        </w:rPr>
+        <w:t>About RISC-V International</w:t>
+      </w:r>
+      <w:r>
+        <w:rPr>
+          <w:rFonts w:ascii="Times New Roman" w:hAnsi="Times New Roman"/>
+          <w:b w:val="0"/>
+          <w:i w:val="0"/>
+          <w:sz w:val="24"/>
+        </w:rPr>
+        <w:t xml:space="preserve">. </w:t>
+      </w:r>
+      <w:hyperlink r:id="rId14">
+        <w:r>
+          <w:rPr>
+            <w:rFonts w:ascii="Times New Roman" w:hAnsi="Times New Roman"/>
+            <w:color w:val="0563C1"/>
+            <w:u w:val="single"/>
+            <w:sz w:val="24"/>
+          </w:rPr>
+          <w:t>https://riscv.org/about/</w:t>
+        </w:r>
+      </w:hyperlink>
+    </w:p>
+    <w:p>
+      <w:pPr>
+        <w:spacing w:line="360" w:lineRule="auto" w:after="0"/>
+        <w:ind w:left="720" w:hanging="720"/>
+      </w:pPr>
+      <w:r>
+        <w:rPr>
+          <w:rFonts w:ascii="Times New Roman" w:hAnsi="Times New Roman"/>
+          <w:b w:val="0"/>
+          <w:i w:val="0"/>
+          <w:sz w:val="24"/>
+        </w:rPr>
         <w:t xml:space="preserve">Wu, H.-W. (2023, June 22). </w:t>
       </w:r>
       <w:r>
@@ -1060,7 +1104,7 @@
         </w:rPr>
         <w:t xml:space="preserve">. DataSci Ocean. </w:t>
       </w:r>
-      <w:hyperlink r:id="rId14">
+      <w:hyperlink r:id="rId15">
         <w:r>
           <w:rPr>
             <w:rFonts w:ascii="Times New Roman" w:hAnsi="Times New Roman"/>
